--- a/laravel-app/database/data/internship/handbooks/data_science/Beyond_DataScience_Internship_Day_042_Student_Handbook.docx
+++ b/laravel-app/database/data/internship/handbooks/data_science/Beyond_DataScience_Internship_Day_042_Student_Handbook.docx
@@ -38,7 +38,7 @@
           <w:color w:val="1E293B"/>
           <w:sz w:val="28"/>
         </w:rPr>
-        <w:t>Data Cleaning</w:t>
+        <w:t>Csv Json Spreadsheet And Database Sources — Applied Baseline Lab</w:t>
       </w:r>
     </w:p>
     <w:p>
@@ -50,7 +50,7 @@
           <w:b w:val="0"/>
           <w:sz w:val="22"/>
         </w:rPr>
-        <w:t>Assessment and reflection. Full student study guide and practical laboratory manual for Beyond Enterprise interns.</w:t>
+        <w:t>Concept development. Full student study guide and practical laboratory manual for Beyond Enterprise interns.</w:t>
       </w:r>
     </w:p>
     <w:tbl>
@@ -141,7 +141,7 @@
               <w:rPr>
                 <w:sz w:val="18"/>
               </w:rPr>
-              <w:t>Assessment and reflection</w:t>
+              <w:t>Concept development</w:t>
             </w:r>
           </w:p>
         </w:tc>
@@ -154,7 +154,7 @@
               <w:rPr>
                 <w:sz w:val="18"/>
               </w:rPr>
-              <w:t>foundation</w:t>
+              <w:t>foundation-to-intermediate</w:t>
             </w:r>
           </w:p>
         </w:tc>
@@ -167,7 +167,7 @@
               <w:rPr>
                 <w:sz w:val="18"/>
               </w:rPr>
-              <w:t>8 hours</w:t>
+              <w:t>8.0 hours</w:t>
             </w:r>
           </w:p>
         </w:tc>
@@ -180,7 +180,7 @@
               <w:rPr>
                 <w:sz w:val="18"/>
               </w:rPr>
-              <w:t>Python, Jupyter, pandas, LibreOffice Calc and public/offline datasets</w:t>
+              <w:t>Python, Jupyter, pandas, requests, SQLite, public datasets</w:t>
             </w:r>
           </w:p>
         </w:tc>
@@ -198,7 +198,7 @@
           <w:color w:val="0B3F90"/>
           <w:sz w:val="20"/>
         </w:rPr>
-        <w:t>Day 42 objective  Complete the assessment and reflection for Data Cleaning: Apply data cleaning safely and explain the result in a professional technical report.</w:t>
+        <w:t>Day 42 objective  Complete the concept development for Csv Json Spreadsheet And Database Sources — Applied Baseline Lab: Complete a supervised applied lab for CSV JSON spreadsheet and database sources, record expected versus observed results, diagnose one controlled fault, and restore the approved state.</w:t>
       </w:r>
     </w:p>
     <w:p>
@@ -270,7 +270,7 @@
           <w:b w:val="0"/>
           <w:sz w:val="22"/>
         </w:rPr>
-        <w:t>Submit: Final artifact, demonstration evidence, 150-300 word reflection, and self-score against the rubric..</w:t>
+        <w:t>Submit: Baseline evidence, completed practical artifact, independent verification, safety/restoration record, and short professional report..</w:t>
       </w:r>
     </w:p>
     <w:p>
@@ -619,7 +619,7 @@
           <w:b w:val="0"/>
           <w:sz w:val="20"/>
         </w:rPr>
-        <w:t>Curriculum objective (source of truth): Apply data cleaning safely and explain the result in a professional technical report.</w:t>
+        <w:t>Curriculum objective (source of truth): Complete a supervised applied lab for CSV JSON spreadsheet and database sources, record expected versus observed results, diagnose one controlled fault, and restore the approved state.</w:t>
       </w:r>
     </w:p>
     <w:p>
@@ -631,7 +631,7 @@
           <w:b w:val="0"/>
           <w:sz w:val="22"/>
         </w:rPr>
-        <w:t>Explain Data Cleaning to a supervisor in under two minutes.</w:t>
+        <w:t>Explain Csv Json Spreadsheet And Database Sources — Applied Baseline Lab to a supervisor in under two minutes.</w:t>
       </w:r>
     </w:p>
     <w:p>
@@ -643,7 +643,7 @@
           <w:b w:val="0"/>
           <w:sz w:val="22"/>
         </w:rPr>
-        <w:t>Configure or verify the approved tools required for Data Cleaning.</w:t>
+        <w:t>Configure or verify the approved tools required for Csv Json Spreadsheet And Database Sources — Applied Baseline Lab.</w:t>
       </w:r>
     </w:p>
     <w:p>
@@ -655,7 +655,7 @@
           <w:b w:val="0"/>
           <w:sz w:val="22"/>
         </w:rPr>
-        <w:t>Implement or perform the assessment and reflection practical for this topic.</w:t>
+        <w:t>Implement or perform the concept development practical for this topic.</w:t>
       </w:r>
     </w:p>
     <w:p>
@@ -711,7 +711,7 @@
           <w:b w:val="0"/>
           <w:sz w:val="22"/>
         </w:rPr>
-        <w:t>Define the professional meaning of “Data Cleaning” before you use tools. Do not split the title into meaningless words. Connect each concept to today's practical action.</w:t>
+        <w:t>Define the professional meaning of “Csv Json Spreadsheet And Database Sources — Applied Baseline Lab” before you use tools. Do not split the title into meaningless words. Connect each concept to today's practical action.</w:t>
       </w:r>
     </w:p>
     <w:tbl>
@@ -1266,7 +1266,7 @@
           <w:b w:val="0"/>
           <w:sz w:val="22"/>
         </w:rPr>
-        <w:t>Tools available: Python, Jupyter, pandas, LibreOffice Calc and public/offline datasets.</w:t>
+        <w:t>Tools available: Python, Jupyter, pandas, requests, SQLite, public datasets.</w:t>
       </w:r>
     </w:p>
     <w:p>
@@ -1381,7 +1381,7 @@
               <w:rPr>
                 <w:sz w:val="18"/>
               </w:rPr>
-              <w:t>Python, Jupyter, pandas, LibreOffice Calc and public/offline datasets</w:t>
+              <w:t>Python, Jupyter, pandas, requests, SQLite, public datasets</w:t>
             </w:r>
           </w:p>
         </w:tc>
@@ -1463,7 +1463,7 @@
           <w:b w:val="0"/>
           <w:sz w:val="18"/>
         </w:rPr>
-        <w:t>└── Day_42_Data_Cleaning/</w:t>
+        <w:t>└── Day_42_Csv_Json_Spreadsheet_And_Database_Sources_Applie/</w:t>
       </w:r>
     </w:p>
     <w:p>
@@ -1616,7 +1616,7 @@
           <w:b w:val="0"/>
           <w:sz w:val="18"/>
         </w:rPr>
-        <w:t>mkdir Beyond_DataScience_Internship\Day_42_Data_Cleaning\evidence, Beyond_DataScience_Internship\Day_42_Data_Cleaning\notebooks, Beyond_DataScience_Internship\Day_42_Data_Cleaning\src, Beyond_DataScience_Internship\Day_42_Data_Cleaning\data, Beyond_DataScience_Internship\Day_42_Data_Cleaning\output, Beyond_DataScience_Internship\Day_42_Data_Cleaning\report -Force</w:t>
+        <w:t>mkdir Beyond_DataScience_Internship\Day_42_Csv_Json_Spreadsheet_And_Database_Sources_Applie\evidence, Beyond_DataScience_Internship\Day_42_Csv_Json_Spreadsheet_And_Database_Sources_Applie\notebooks, Beyond_DataScience_Internship\Day_42_Csv_Json_Spreadsheet_And_Database_Sources_Applie\src, Beyond_DataScience_Internship\Day_42_Csv_Json_Spreadsheet_And_Database_Sources_Applie\data, Beyond_DataScience_Internship\Day_42_Csv_Json_Spreadsheet_And_Database_Sources_Applie\output, Beyond_DataScience_Internship\Day_42_Csv_Json_Spreadsheet_And_Database_Sources_Applie\report -Force</w:t>
       </w:r>
     </w:p>
     <w:p/>
@@ -1657,7 +1657,7 @@
           <w:b w:val="0"/>
           <w:sz w:val="18"/>
         </w:rPr>
-        <w:t>mkdir -p Beyond_DataScience_Internship/Day_42_Data_Cleaning/{evidence,notebooks,src,data,output,report}</w:t>
+        <w:t>mkdir -p Beyond_DataScience_Internship/Day_42_Csv_Json_Spreadsheet_And_Database_Sources_Applie/{evidence,notebooks,src,data,output,report}</w:t>
       </w:r>
     </w:p>
     <w:p/>
@@ -1773,7 +1773,7 @@
           <w:color w:val="0B3F90"/>
           <w:sz w:val="24"/>
         </w:rPr>
-        <w:t>Assessment and reflection: Data Cleaning</w:t>
+        <w:t>Concept development: Csv Json Spreadsheet And Database Sources — Applied Baseline Lab</w:t>
       </w:r>
     </w:p>
     <w:p>
@@ -1797,7 +1797,7 @@
           <w:b w:val="0"/>
           <w:sz w:val="20"/>
         </w:rPr>
-        <w:t>• Complete the practical assessment for data cleaning, demonstrate the result, and explain decisions in your own words.</w:t>
+        <w:t>• Review the Day 42 scope, prerequisite from Day 41, and supervisor instructions before touching software, accounts, cables, power, rigging, networks, or equipment.</w:t>
       </w:r>
     </w:p>
     <w:p>
@@ -1809,7 +1809,7 @@
           <w:b w:val="0"/>
           <w:sz w:val="20"/>
         </w:rPr>
-        <w:t>• Work only in an authorized lab, VM or on equipment assigned by Beyond.</w:t>
+        <w:t>• Confirm the authorized lab/equipment boundary, owner, asset IDs, workspace condition, backup/rollback state, emergency procedure, and any PPE or spotter requirement.</w:t>
       </w:r>
     </w:p>
     <w:p>
@@ -1821,7 +1821,79 @@
           <w:b w:val="0"/>
           <w:sz w:val="20"/>
         </w:rPr>
-        <w:t>• Keep time entries truthful and ask the supervisor before changing production equipment.</w:t>
+        <w:t>• Verify only the approved tools for today: Python, Jupyter, pandas, requests, SQLite, public datasets. Record versions, firmware, serial/asset references, calibration status, or configuration as relevant. Avoid unnecessary installation or updates.</w:t>
+      </w:r>
+    </w:p>
+    <w:p>
+      <w:pPr>
+        <w:spacing w:after="120"/>
+      </w:pPr>
+      <w:r>
+        <w:rPr>
+          <w:b w:val="0"/>
+          <w:sz w:val="20"/>
+        </w:rPr>
+        <w:t>• Create Day_042_csv_json_spreadsheet_and_database_sources__applied_baseline_la with evidence, diagrams or src, checklists or tests, output, and report folders.</w:t>
+      </w:r>
+    </w:p>
+    <w:p>
+      <w:pPr>
+        <w:spacing w:after="120"/>
+      </w:pPr>
+      <w:r>
+        <w:rPr>
+          <w:b w:val="0"/>
+          <w:sz w:val="20"/>
+        </w:rPr>
+        <w:t>• Capture a privacy-reviewed baseline photograph/screenshot and record expected result, measurement units, acceptance limit, and stop condition.</w:t>
+      </w:r>
+    </w:p>
+    <w:p>
+      <w:pPr>
+        <w:spacing w:after="120"/>
+      </w:pPr>
+      <w:r>
+        <w:rPr>
+          <w:b w:val="0"/>
+          <w:sz w:val="20"/>
+        </w:rPr>
+        <w:t>• Complete the practical objective: Complete a supervised applied lab for CSV JSON spreadsheet and database sources, record expected versus observed results, diagnose one controlled fault, and restore the approved state.</w:t>
+      </w:r>
+    </w:p>
+    <w:p>
+      <w:pPr>
+        <w:spacing w:after="120"/>
+      </w:pPr>
+      <w:r>
+        <w:rPr>
+          <w:b w:val="0"/>
+          <w:sz w:val="20"/>
+        </w:rPr>
+        <w:t>• Introduce or analyze only an approved controlled fault/edge case. Troubleshoot systematically, preserve evidence, and return the lab/equipment to its approved state.</w:t>
+      </w:r>
+    </w:p>
+    <w:p>
+      <w:pPr>
+        <w:spacing w:after="120"/>
+      </w:pPr>
+      <w:r>
+        <w:rPr>
+          <w:b w:val="0"/>
+          <w:sz w:val="20"/>
+        </w:rPr>
+        <w:t>• Verify independently through a second instrument/path/test, clean rerun, configuration comparison, peer check, or supervisor sign-off. Distinguish evidence from proof.</w:t>
+      </w:r>
+    </w:p>
+    <w:p>
+      <w:pPr>
+        <w:spacing w:after="120"/>
+      </w:pPr>
+      <w:r>
+        <w:rPr>
+          <w:b w:val="0"/>
+          <w:sz w:val="20"/>
+        </w:rPr>
+        <w:t>• Complete the discipline safety/ethics checklist, inventory/custody or cleanup check, and a professional report with honest limitations and assistance disclosure.</w:t>
       </w:r>
     </w:p>
     <w:p>
@@ -1847,7 +1919,7 @@
           <w:b w:val="0"/>
           <w:sz w:val="18"/>
         </w:rPr>
-        <w:t># day_42_lab.py — Assessment and reflection: Data Cleaning</w:t>
+        <w:t># day_42_lab.py — Concept development: Csv Json Spreadsheet And Database Sources — Applied Baseline Lab</w:t>
       </w:r>
     </w:p>
     <w:p>
@@ -1889,7 +1961,7 @@
           <w:b w:val="0"/>
           <w:sz w:val="18"/>
         </w:rPr>
-        <w:t>"""Day 42 practical starter for Data Cleaning.</w:t>
+        <w:t>"""Day 42 practical starter for Csv Json Spreadsheet And Database Sources — Applied Baseline Lab.</w:t>
       </w:r>
     </w:p>
     <w:p>
@@ -2071,7 +2143,7 @@
           <w:b w:val="0"/>
           <w:sz w:val="18"/>
         </w:rPr>
-        <w:t xml:space="preserve">    print("Program topic:", 'Data Cleaning')</w:t>
+        <w:t xml:space="preserve">    print("Program topic:", 'Csv Json Spreadsheet And Database Sources — Applied Baseline Lab')</w:t>
       </w:r>
     </w:p>
     <w:p>
@@ -2085,7 +2157,7 @@
           <w:b w:val="0"/>
           <w:sz w:val="18"/>
         </w:rPr>
-        <w:t xml:space="preserve">    print("Day mode:", 'Assessment and reflection')</w:t>
+        <w:t xml:space="preserve">    print("Day mode:", 'Concept development')</w:t>
       </w:r>
     </w:p>
     <w:p>
@@ -5690,7 +5762,7 @@
           <w:b w:val="0"/>
           <w:sz w:val="22"/>
         </w:rPr>
-        <w:t>Objective addressed for Data Cleaning</w:t>
+        <w:t>Objective addressed for Csv Json Spreadsheet And Database Sources — Applied Baseline Lab</w:t>
       </w:r>
     </w:p>
     <w:p>
@@ -5702,7 +5774,7 @@
           <w:b w:val="0"/>
           <w:sz w:val="22"/>
         </w:rPr>
-        <w:t>Assessment and reflection practical completed</w:t>
+        <w:t>Concept development practical completed</w:t>
       </w:r>
     </w:p>
     <w:p>
@@ -5794,7 +5866,7 @@
           <w:b w:val="0"/>
           <w:sz w:val="22"/>
         </w:rPr>
-        <w:t>Matches: Final artifact, demonstration evidence, 150-300 word reflection, and self-score against the rubric.</w:t>
+        <w:t>Matches: Baseline evidence, completed practical artifact, independent verification, safety/restoration record, and short professional report.</w:t>
       </w:r>
     </w:p>
     <w:p>
@@ -5826,7 +5898,7 @@
           <w:b w:val="0"/>
           <w:sz w:val="22"/>
         </w:rPr>
-        <w:t>Explain Data Cleaning without reading.</w:t>
+        <w:t>Explain Csv Json Spreadsheet And Database Sources — Applied Baseline Lab without reading.</w:t>
       </w:r>
     </w:p>
     <w:p>
@@ -5918,7 +5990,7 @@
           <w:b w:val="0"/>
           <w:sz w:val="22"/>
         </w:rPr>
-        <w:t>Today is Day 42 (Assessment and reflection) on Data Cleaning. I worked only in the authorized Beyond data analysis lab. I completed the practical objective, verified with a second check, and packaged evidence. Main risk: unauthorized or unsafe action; control: checklist + supervisor escalation. Limitation: classroom/lab scope only. Next: continue the topic cycle and keep documentation reproducible.</w:t>
+        <w:t>Today is Day 42 (Concept development) on Csv Json Spreadsheet And Database Sources — Applied Baseline Lab. I worked only in the authorized Beyond data analysis lab. I completed the practical objective, verified with a second check, and packaged evidence. Main risk: unauthorized or unsafe action; control: checklist + supervisor escalation. Limitation: classroom/lab scope only. Next: continue the topic cycle and keep documentation reproducible.</w:t>
       </w:r>
     </w:p>
     <w:p>
